--- a/example/20170828_世界是我们最初和最后的爱.docx
+++ b/example/20170828_世界是我们最初和最后的爱.docx
@@ -5,23 +5,39 @@
     <w:p>
       <w:pPr>
         <w:pStyle w:val="a4"/>
-      </w:pPr>
-      <w:r>
+        <w:rPr>
+          <w:lang w:eastAsia="ja-JP"/>
+        </w:rPr>
+      </w:pPr>
+      <w:r>
+        <w:rPr>
+          <w:lang w:eastAsia="ja-JP"/>
+        </w:rPr>
         <w:t>世界始终是我们最初与最后的爱</w:t>
       </w:r>
       <w:r>
+        <w:rPr>
+          <w:lang w:eastAsia="ja-JP"/>
+        </w:rPr>
         <w:t xml:space="preserve"> ~ </w:t>
       </w:r>
       <w:r>
+        <w:rPr>
+          <w:lang w:eastAsia="ja-JP"/>
+        </w:rPr>
         <w:t>关于《キラ</w:t>
       </w:r>
       <w:r>
         <w:rPr>
           <w:rFonts w:ascii="Segoe UI Symbol" w:hAnsi="Segoe UI Symbol" w:cs="Segoe UI Symbol"/>
+          <w:lang w:eastAsia="ja-JP"/>
         </w:rPr>
         <w:t>☆</w:t>
       </w:r>
       <w:r>
+        <w:rPr>
+          <w:lang w:eastAsia="ja-JP"/>
+        </w:rPr>
         <w:t>キラ》的杂谈</w:t>
       </w:r>
     </w:p>
@@ -104,7 +120,71 @@
           <w:rFonts w:ascii="幼圆" w:eastAsia="幼圆" w:hAnsi="幼圆" w:cs="幼圆" w:hint="eastAsia"/>
           <w:szCs w:val="21"/>
         </w:rPr>
-        <w:t>推完《Kira☆Kira 煌煌舞台》这个作品也是过了一年多了，怎么说呢，这部作品算是多多少少影响了我，有让我改变了些什么，所以对我来说呢它也是仅次于素晴的存在（素学家耀武扬威）。而就在前几天在听《Deardrops》的OST时，自己内心不知为何涌起写一篇类似感想文章的冲动……</w:t>
+        <w:t>推完《Kira☆Kira 煌煌舞台》这个作品也是过了一年多了，怎么说呢，这部作品算是多多少少影响了我，有让我改变了些什么，所以对我</w:t>
+      </w:r>
+      <w:proofErr w:type="gramStart"/>
+      <w:r>
+        <w:rPr>
+          <w:rFonts w:ascii="幼圆" w:eastAsia="幼圆" w:hAnsi="幼圆" w:cs="幼圆" w:hint="eastAsia"/>
+          <w:szCs w:val="21"/>
+        </w:rPr>
+        <w:t>来说呢它也是仅次于素晴的</w:t>
+      </w:r>
+      <w:proofErr w:type="gramEnd"/>
+      <w:r>
+        <w:rPr>
+          <w:rFonts w:ascii="幼圆" w:eastAsia="幼圆" w:hAnsi="幼圆" w:cs="幼圆" w:hint="eastAsia"/>
+          <w:szCs w:val="21"/>
+        </w:rPr>
+        <w:t>存在（</w:t>
+      </w:r>
+      <w:proofErr w:type="gramStart"/>
+      <w:r>
+        <w:rPr>
+          <w:rFonts w:ascii="幼圆" w:eastAsia="幼圆" w:hAnsi="幼圆" w:cs="幼圆" w:hint="eastAsia"/>
+          <w:szCs w:val="21"/>
+        </w:rPr>
+        <w:t>素学家</w:t>
+      </w:r>
+      <w:proofErr w:type="gramEnd"/>
+      <w:r>
+        <w:rPr>
+          <w:rFonts w:ascii="幼圆" w:eastAsia="幼圆" w:hAnsi="幼圆" w:cs="幼圆" w:hint="eastAsia"/>
+          <w:szCs w:val="21"/>
+        </w:rPr>
+        <w:t>耀武扬威）。而就在前几天在听《</w:t>
+      </w:r>
+      <w:proofErr w:type="spellStart"/>
+      <w:r>
+        <w:rPr>
+          <w:rFonts w:ascii="幼圆" w:eastAsia="幼圆" w:hAnsi="幼圆" w:cs="幼圆" w:hint="eastAsia"/>
+          <w:szCs w:val="21"/>
+        </w:rPr>
+        <w:t>Deardrops</w:t>
+      </w:r>
+      <w:proofErr w:type="spellEnd"/>
+      <w:r>
+        <w:rPr>
+          <w:rFonts w:ascii="幼圆" w:eastAsia="幼圆" w:hAnsi="幼圆" w:cs="幼圆" w:hint="eastAsia"/>
+          <w:szCs w:val="21"/>
+        </w:rPr>
+        <w:t>》的OST时，自己内心不知为何</w:t>
+      </w:r>
+      <w:proofErr w:type="gramStart"/>
+      <w:r>
+        <w:rPr>
+          <w:rFonts w:ascii="幼圆" w:eastAsia="幼圆" w:hAnsi="幼圆" w:cs="幼圆" w:hint="eastAsia"/>
+          <w:szCs w:val="21"/>
+        </w:rPr>
+        <w:t>涌起写</w:t>
+      </w:r>
+      <w:proofErr w:type="gramEnd"/>
+      <w:r>
+        <w:rPr>
+          <w:rFonts w:ascii="幼圆" w:eastAsia="幼圆" w:hAnsi="幼圆" w:cs="幼圆" w:hint="eastAsia"/>
+          <w:szCs w:val="21"/>
+        </w:rPr>
+        <w:t>一篇类似感想文章的冲动……</w:t>
       </w:r>
     </w:p>
     <w:p>
@@ -138,7 +218,23 @@
           <w:rFonts w:ascii="幼圆" w:eastAsia="幼圆" w:hAnsi="幼圆" w:cs="幼圆" w:hint="eastAsia"/>
           <w:szCs w:val="21"/>
         </w:rPr>
-        <w:t>怀抱着这样纯粹的心情，我打开了word文档，于是乎也就诞生了你现在看到的这篇杂谈。由于本人语死早的缘故，也只能随便写点自己内心的感想之类，也没有经过什么事先的整理或思考，大概读起来会有不知所云的感觉吧23333</w:t>
+        <w:t>怀抱着这样纯粹的心情，我打开了word文档，于是乎也就诞生了你现在看到的这篇杂谈。由于本人</w:t>
+      </w:r>
+      <w:proofErr w:type="gramStart"/>
+      <w:r>
+        <w:rPr>
+          <w:rFonts w:ascii="幼圆" w:eastAsia="幼圆" w:hAnsi="幼圆" w:cs="幼圆" w:hint="eastAsia"/>
+          <w:szCs w:val="21"/>
+        </w:rPr>
+        <w:t>语死早</w:t>
+      </w:r>
+      <w:proofErr w:type="gramEnd"/>
+      <w:r>
+        <w:rPr>
+          <w:rFonts w:ascii="幼圆" w:eastAsia="幼圆" w:hAnsi="幼圆" w:cs="幼圆" w:hint="eastAsia"/>
+          <w:szCs w:val="21"/>
+        </w:rPr>
+        <w:t>的缘故，也只能随便写点自己内心的感想之类，也没有经过什么事先的整理或思考，大概读起来会有不知所云的感觉吧23333</w:t>
       </w:r>
     </w:p>
     <w:p>
@@ -199,34 +295,66 @@
           <w:rFonts w:ascii="幼圆" w:eastAsia="幼圆" w:hAnsi="幼圆" w:cs="幼圆" w:hint="eastAsia"/>
           <w:szCs w:val="21"/>
         </w:rPr>
-        <w:t>未全通的游戏的请速速退散！(╯‵□′)╯︵┻━┻</w:t>
-      </w:r>
-    </w:p>
-    <w:p>
-      <w:pPr>
-        <w:spacing w:line="15" w:lineRule="auto"/>
-        <w:ind w:firstLineChars="200" w:firstLine="420"/>
-        <w:rPr>
-          <w:rFonts w:ascii="幼圆" w:eastAsia="幼圆" w:hAnsi="幼圆" w:cs="幼圆" w:hint="eastAsia"/>
-          <w:szCs w:val="21"/>
-        </w:rPr>
-      </w:pPr>
-    </w:p>
-    <w:p>
-      <w:pPr>
-        <w:spacing w:line="15" w:lineRule="auto"/>
-        <w:ind w:firstLineChars="200" w:firstLine="420"/>
-        <w:rPr>
-          <w:rFonts w:ascii="幼圆" w:eastAsia="幼圆" w:hAnsi="幼圆" w:cs="幼圆" w:hint="eastAsia"/>
-          <w:szCs w:val="21"/>
-        </w:rPr>
-      </w:pPr>
-      <w:r>
-        <w:rPr>
-          <w:rFonts w:ascii="幼圆" w:eastAsia="幼圆" w:hAnsi="幼圆" w:cs="幼圆" w:hint="eastAsia"/>
-          <w:szCs w:val="21"/>
-        </w:rPr>
-        <w:t>PS：在这里我只谈论关于走“绮良里END1”路线的游戏内容，原因其实也很简单，只有在这条线中出现了其他路线都没有的Chapter.4，而且整个故事以男主的独白首尾呼应，大多数的坑也都填完……我想，这大概才是烂户口真正想写的故事吧。</w:t>
+        <w:t>未全通的游戏的请速</w:t>
+      </w:r>
+      <w:proofErr w:type="gramStart"/>
+      <w:r>
+        <w:rPr>
+          <w:rFonts w:ascii="幼圆" w:eastAsia="幼圆" w:hAnsi="幼圆" w:cs="幼圆" w:hint="eastAsia"/>
+          <w:szCs w:val="21"/>
+        </w:rPr>
+        <w:t>速</w:t>
+      </w:r>
+      <w:proofErr w:type="gramEnd"/>
+      <w:r>
+        <w:rPr>
+          <w:rFonts w:ascii="幼圆" w:eastAsia="幼圆" w:hAnsi="幼圆" w:cs="幼圆" w:hint="eastAsia"/>
+          <w:szCs w:val="21"/>
+        </w:rPr>
+        <w:t>退散！(╯‵□′)╯︵┻━┻</w:t>
+      </w:r>
+    </w:p>
+    <w:p>
+      <w:pPr>
+        <w:spacing w:line="15" w:lineRule="auto"/>
+        <w:ind w:firstLineChars="200" w:firstLine="420"/>
+        <w:rPr>
+          <w:rFonts w:ascii="幼圆" w:eastAsia="幼圆" w:hAnsi="幼圆" w:cs="幼圆" w:hint="eastAsia"/>
+          <w:szCs w:val="21"/>
+        </w:rPr>
+      </w:pPr>
+    </w:p>
+    <w:p>
+      <w:pPr>
+        <w:spacing w:line="15" w:lineRule="auto"/>
+        <w:ind w:firstLineChars="200" w:firstLine="420"/>
+        <w:rPr>
+          <w:rFonts w:ascii="幼圆" w:eastAsia="幼圆" w:hAnsi="幼圆" w:cs="幼圆" w:hint="eastAsia"/>
+          <w:szCs w:val="21"/>
+        </w:rPr>
+      </w:pPr>
+      <w:r>
+        <w:rPr>
+          <w:rFonts w:ascii="幼圆" w:eastAsia="幼圆" w:hAnsi="幼圆" w:cs="幼圆" w:hint="eastAsia"/>
+          <w:szCs w:val="21"/>
+        </w:rPr>
+        <w:t>PS：在这里我只谈论关于走“</w:t>
+      </w:r>
+      <w:proofErr w:type="gramStart"/>
+      <w:r>
+        <w:rPr>
+          <w:rFonts w:ascii="幼圆" w:eastAsia="幼圆" w:hAnsi="幼圆" w:cs="幼圆" w:hint="eastAsia"/>
+          <w:szCs w:val="21"/>
+        </w:rPr>
+        <w:t>绮良里</w:t>
+      </w:r>
+      <w:proofErr w:type="gramEnd"/>
+      <w:r>
+        <w:rPr>
+          <w:rFonts w:ascii="幼圆" w:eastAsia="幼圆" w:hAnsi="幼圆" w:cs="幼圆" w:hint="eastAsia"/>
+          <w:szCs w:val="21"/>
+        </w:rPr>
+        <w:t>END1”路线的游戏内容，原因其实也很简单，只有在这条线中出现了其他路线都没有的Chapter.4，而且整个故事以男主的独白首尾呼应，大多数的坑也都填完……我想，这大概才是烂户口真正想写的故事吧。</w:t>
       </w:r>
     </w:p>
     <w:p>
@@ -274,7 +402,49 @@
         <w:rPr>
           <w:rFonts w:hint="eastAsia"/>
         </w:rPr>
-        <w:t>Chapter.1  Anarchy In The School</w:t>
+        <w:t>Chapter.</w:t>
+      </w:r>
+      <w:proofErr w:type="gramStart"/>
+      <w:r>
+        <w:rPr>
+          <w:rFonts w:hint="eastAsia"/>
+        </w:rPr>
+        <w:t>1  Anarchy</w:t>
+      </w:r>
+      <w:proofErr w:type="gramEnd"/>
+      <w:r>
+        <w:rPr>
+          <w:rFonts w:hint="eastAsia"/>
+        </w:rPr>
+        <w:t xml:space="preserve"> </w:t>
+      </w:r>
+      <w:proofErr w:type="gramStart"/>
+      <w:r>
+        <w:rPr>
+          <w:rFonts w:hint="eastAsia"/>
+        </w:rPr>
+        <w:t>In</w:t>
+      </w:r>
+      <w:proofErr w:type="gramEnd"/>
+      <w:r>
+        <w:rPr>
+          <w:rFonts w:hint="eastAsia"/>
+        </w:rPr>
+        <w:t xml:space="preserve"> </w:t>
+      </w:r>
+      <w:proofErr w:type="gramStart"/>
+      <w:r>
+        <w:rPr>
+          <w:rFonts w:hint="eastAsia"/>
+        </w:rPr>
+        <w:t>The</w:t>
+      </w:r>
+      <w:proofErr w:type="gramEnd"/>
+      <w:r>
+        <w:rPr>
+          <w:rFonts w:hint="eastAsia"/>
+        </w:rPr>
+        <w:t xml:space="preserve"> School</w:t>
       </w:r>
     </w:p>
     <w:p>
@@ -345,51 +515,211 @@
           <w:rFonts w:ascii="幼圆" w:eastAsia="幼圆" w:hAnsi="幼圆" w:cs="幼圆" w:hint="eastAsia"/>
           <w:szCs w:val="21"/>
         </w:rPr>
-        <w:t>第一章捏他的是英国朋克摇滚乐队性枪手（Sex Pistols）的第一首单曲《Anarchy In The U.K》（英国的无政府主义），只能说这个标题取得的确是很精妙，一方面第一章的主要内容就是刚刚与前女友分手的男主鹿之助与绮良里、千绘、纱理奈三位女同学组建乐队并且大闹校园的故事，着实在最后给他们就读的学校带来了不少的混乱；而另一方面，嘴里念叨着的“无未来主义”、随口骂出的“F***U”的污言秽语、还有学园祭舞台上第一曲所演奏的性枪手的最著名单曲《God Save Queen》，与性枪手相同标配的乐队四人组，第一章的故事里无时无刻不充满着对这支伟大朋克乐队的致敬。</w:t>
-      </w:r>
-    </w:p>
-    <w:p>
-      <w:pPr>
-        <w:spacing w:line="15" w:lineRule="auto"/>
-        <w:ind w:firstLineChars="200" w:firstLine="420"/>
-        <w:rPr>
-          <w:rFonts w:ascii="幼圆" w:eastAsia="幼圆" w:hAnsi="幼圆" w:cs="幼圆" w:hint="eastAsia"/>
-          <w:szCs w:val="21"/>
-        </w:rPr>
-      </w:pPr>
-    </w:p>
-    <w:p>
-      <w:pPr>
-        <w:spacing w:line="15" w:lineRule="auto"/>
-        <w:ind w:firstLineChars="200" w:firstLine="420"/>
-        <w:rPr>
-          <w:rFonts w:ascii="幼圆" w:eastAsia="幼圆" w:hAnsi="幼圆" w:cs="幼圆" w:hint="eastAsia"/>
-          <w:szCs w:val="21"/>
-        </w:rPr>
-      </w:pPr>
-      <w:r>
-        <w:rPr>
-          <w:rFonts w:ascii="幼圆" w:eastAsia="幼圆" w:hAnsi="幼圆" w:cs="幼圆" w:hint="eastAsia"/>
-          <w:szCs w:val="21"/>
-        </w:rPr>
-        <w:t>由于很久之前看的轻小说《离别的钢琴奏鸣曲》中有对摇滚乐队作介绍，于是便顺藤摸瓜接触了性枪手这支乐队，所以在推第一章的时候感觉还是非常愉悦的，有很多有趣的梗可以发现：“哇这个地方我知道neta的是……”、“哇这个曲子不是什么那个GOD……”——总而言之这样的感觉从不停地我心底冒出，配合上相当逗比的剧情、烂户口一贯牛逼的心理描写，还有OVERDRIVE那色调鲜明的画面，不禁让人感叹：这真的是烂户口负责脚本的游戏吗？</w:t>
-      </w:r>
-    </w:p>
-    <w:p>
-      <w:pPr>
-        <w:spacing w:line="15" w:lineRule="auto"/>
-        <w:ind w:firstLineChars="200" w:firstLine="420"/>
-        <w:rPr>
-          <w:rFonts w:ascii="幼圆" w:eastAsia="幼圆" w:hAnsi="幼圆" w:cs="幼圆" w:hint="eastAsia"/>
-          <w:szCs w:val="21"/>
-        </w:rPr>
-      </w:pPr>
-      <w:r>
-        <w:rPr>
-          <w:rFonts w:ascii="幼圆" w:eastAsia="幼圆" w:hAnsi="幼圆" w:cs="幼圆" w:hint="eastAsia"/>
-          <w:szCs w:val="21"/>
-        </w:rPr>
-        <w:t>在这之前我也接触了烂户口《swan song》，里面狂气的氛围至今让人难以忘怀，而当我的一位友人将这个游戏推荐给我的时候，就第一章来说给我的感觉真的是很奇妙。一开始的剧情非常简单，一群男女快快乐乐组个乐队，训练训练几个月流流汗熬熬夜就登上舞台一鸣惊人，真是只会出现在ACG作品的里的故事……不过喜爱这个美丽世界的人们即便将这样美好的故事看一千遍、一万遍也不会觉得厌烦，这种饱含着青春与梦想的故事将永远是拥有ACG内核的主旋律。</w:t>
+        <w:t>第一章捏他的是英国朋克摇滚乐队性枪手（Sex Pistols）的第一首单曲《Anarchy In The U.K》（英国的无政府主义），只能说这个标题取得的确是很精妙，一方面第一章的主要内容就是刚刚与前女友分手的</w:t>
+      </w:r>
+      <w:proofErr w:type="gramStart"/>
+      <w:r>
+        <w:rPr>
+          <w:rFonts w:ascii="幼圆" w:eastAsia="幼圆" w:hAnsi="幼圆" w:cs="幼圆" w:hint="eastAsia"/>
+          <w:szCs w:val="21"/>
+        </w:rPr>
+        <w:t>男主鹿之</w:t>
+      </w:r>
+      <w:proofErr w:type="gramEnd"/>
+      <w:r>
+        <w:rPr>
+          <w:rFonts w:ascii="幼圆" w:eastAsia="幼圆" w:hAnsi="幼圆" w:cs="幼圆" w:hint="eastAsia"/>
+          <w:szCs w:val="21"/>
+        </w:rPr>
+        <w:t>助与</w:t>
+      </w:r>
+      <w:proofErr w:type="gramStart"/>
+      <w:r>
+        <w:rPr>
+          <w:rFonts w:ascii="幼圆" w:eastAsia="幼圆" w:hAnsi="幼圆" w:cs="幼圆" w:hint="eastAsia"/>
+          <w:szCs w:val="21"/>
+        </w:rPr>
+        <w:t>绮</w:t>
+      </w:r>
+      <w:proofErr w:type="gramEnd"/>
+      <w:r>
+        <w:rPr>
+          <w:rFonts w:ascii="幼圆" w:eastAsia="幼圆" w:hAnsi="幼圆" w:cs="幼圆" w:hint="eastAsia"/>
+          <w:szCs w:val="21"/>
+        </w:rPr>
+        <w:t>良里、千绘、</w:t>
+      </w:r>
+      <w:proofErr w:type="gramStart"/>
+      <w:r>
+        <w:rPr>
+          <w:rFonts w:ascii="幼圆" w:eastAsia="幼圆" w:hAnsi="幼圆" w:cs="幼圆" w:hint="eastAsia"/>
+          <w:szCs w:val="21"/>
+        </w:rPr>
+        <w:t>纱理奈</w:t>
+      </w:r>
+      <w:proofErr w:type="gramEnd"/>
+      <w:r>
+        <w:rPr>
+          <w:rFonts w:ascii="幼圆" w:eastAsia="幼圆" w:hAnsi="幼圆" w:cs="幼圆" w:hint="eastAsia"/>
+          <w:szCs w:val="21"/>
+        </w:rPr>
+        <w:t>三位女同学组建乐队并且大闹校园的故事，着实在最后给他们就读的学校带来了不少的混乱；而另一方面，嘴里念叨着的“无未来主义”、随口骂出的“F***U”的污言秽语、还有学园祭舞台上第一曲所演奏的性枪手的最著名单曲《God Save Queen》，与性枪手</w:t>
+      </w:r>
+      <w:proofErr w:type="gramStart"/>
+      <w:r>
+        <w:rPr>
+          <w:rFonts w:ascii="幼圆" w:eastAsia="幼圆" w:hAnsi="幼圆" w:cs="幼圆" w:hint="eastAsia"/>
+          <w:szCs w:val="21"/>
+        </w:rPr>
+        <w:t>相同标配的</w:t>
+      </w:r>
+      <w:proofErr w:type="gramEnd"/>
+      <w:r>
+        <w:rPr>
+          <w:rFonts w:ascii="幼圆" w:eastAsia="幼圆" w:hAnsi="幼圆" w:cs="幼圆" w:hint="eastAsia"/>
+          <w:szCs w:val="21"/>
+        </w:rPr>
+        <w:t>乐队四人组，第一章的故事里无时无刻</w:t>
+      </w:r>
+      <w:proofErr w:type="gramStart"/>
+      <w:r>
+        <w:rPr>
+          <w:rFonts w:ascii="幼圆" w:eastAsia="幼圆" w:hAnsi="幼圆" w:cs="幼圆" w:hint="eastAsia"/>
+          <w:szCs w:val="21"/>
+        </w:rPr>
+        <w:t>不</w:t>
+      </w:r>
+      <w:proofErr w:type="gramEnd"/>
+      <w:r>
+        <w:rPr>
+          <w:rFonts w:ascii="幼圆" w:eastAsia="幼圆" w:hAnsi="幼圆" w:cs="幼圆" w:hint="eastAsia"/>
+          <w:szCs w:val="21"/>
+        </w:rPr>
+        <w:t>充满着对这支伟大朋克乐队的致敬。</w:t>
+      </w:r>
+    </w:p>
+    <w:p>
+      <w:pPr>
+        <w:spacing w:line="15" w:lineRule="auto"/>
+        <w:ind w:firstLineChars="200" w:firstLine="420"/>
+        <w:rPr>
+          <w:rFonts w:ascii="幼圆" w:eastAsia="幼圆" w:hAnsi="幼圆" w:cs="幼圆" w:hint="eastAsia"/>
+          <w:szCs w:val="21"/>
+        </w:rPr>
+      </w:pPr>
+    </w:p>
+    <w:p>
+      <w:pPr>
+        <w:spacing w:line="15" w:lineRule="auto"/>
+        <w:ind w:firstLineChars="200" w:firstLine="420"/>
+        <w:rPr>
+          <w:rFonts w:ascii="幼圆" w:eastAsia="幼圆" w:hAnsi="幼圆" w:cs="幼圆" w:hint="eastAsia"/>
+          <w:szCs w:val="21"/>
+        </w:rPr>
+      </w:pPr>
+      <w:r>
+        <w:rPr>
+          <w:rFonts w:ascii="幼圆" w:eastAsia="幼圆" w:hAnsi="幼圆" w:cs="幼圆" w:hint="eastAsia"/>
+          <w:szCs w:val="21"/>
+        </w:rPr>
+        <w:t>由于很久之前看的轻小说《离别的钢琴奏鸣曲》中有对摇滚乐队作介绍，于是便顺藤摸瓜接触了性枪手这支乐队，所以在推第一章的时候感觉还是非常愉悦的，有很多有趣的</w:t>
+      </w:r>
+      <w:proofErr w:type="gramStart"/>
+      <w:r>
+        <w:rPr>
+          <w:rFonts w:ascii="幼圆" w:eastAsia="幼圆" w:hAnsi="幼圆" w:cs="幼圆" w:hint="eastAsia"/>
+          <w:szCs w:val="21"/>
+        </w:rPr>
+        <w:t>梗可以</w:t>
+      </w:r>
+      <w:proofErr w:type="gramEnd"/>
+      <w:r>
+        <w:rPr>
+          <w:rFonts w:ascii="幼圆" w:eastAsia="幼圆" w:hAnsi="幼圆" w:cs="幼圆" w:hint="eastAsia"/>
+          <w:szCs w:val="21"/>
+        </w:rPr>
+        <w:t>发现：“哇这个地方我知道</w:t>
+      </w:r>
+      <w:proofErr w:type="spellStart"/>
+      <w:r>
+        <w:rPr>
+          <w:rFonts w:ascii="幼圆" w:eastAsia="幼圆" w:hAnsi="幼圆" w:cs="幼圆" w:hint="eastAsia"/>
+          <w:szCs w:val="21"/>
+        </w:rPr>
+        <w:t>neta</w:t>
+      </w:r>
+      <w:proofErr w:type="spellEnd"/>
+      <w:r>
+        <w:rPr>
+          <w:rFonts w:ascii="幼圆" w:eastAsia="幼圆" w:hAnsi="幼圆" w:cs="幼圆" w:hint="eastAsia"/>
+          <w:szCs w:val="21"/>
+        </w:rPr>
+        <w:t>的是……”、“哇这个曲子不是什么那个GOD……”——总而言之这样的感觉从不停地我心底冒出，配合上</w:t>
+      </w:r>
+      <w:proofErr w:type="gramStart"/>
+      <w:r>
+        <w:rPr>
+          <w:rFonts w:ascii="幼圆" w:eastAsia="幼圆" w:hAnsi="幼圆" w:cs="幼圆" w:hint="eastAsia"/>
+          <w:szCs w:val="21"/>
+        </w:rPr>
+        <w:t>相当逗比的</w:t>
+      </w:r>
+      <w:proofErr w:type="gramEnd"/>
+      <w:r>
+        <w:rPr>
+          <w:rFonts w:ascii="幼圆" w:eastAsia="幼圆" w:hAnsi="幼圆" w:cs="幼圆" w:hint="eastAsia"/>
+          <w:szCs w:val="21"/>
+        </w:rPr>
+        <w:t>剧情、烂户口一贯牛逼的心理描写，还有OVERDRIVE那色调鲜明的画面，不禁让人感叹：这真的是烂户口负责脚本的游戏吗？</w:t>
+      </w:r>
+    </w:p>
+    <w:p>
+      <w:pPr>
+        <w:spacing w:line="15" w:lineRule="auto"/>
+        <w:ind w:firstLineChars="200" w:firstLine="420"/>
+        <w:rPr>
+          <w:rFonts w:ascii="幼圆" w:eastAsia="幼圆" w:hAnsi="幼圆" w:cs="幼圆" w:hint="eastAsia"/>
+          <w:szCs w:val="21"/>
+        </w:rPr>
+      </w:pPr>
+      <w:r>
+        <w:rPr>
+          <w:rFonts w:ascii="幼圆" w:eastAsia="幼圆" w:hAnsi="幼圆" w:cs="幼圆" w:hint="eastAsia"/>
+          <w:szCs w:val="21"/>
+        </w:rPr>
+        <w:t>在这之前我也接触了烂户口《swan song》，里面狂气的氛围至今让人难以忘怀，而当我的一位友人将这个游戏推荐给我的时候，就第一</w:t>
+      </w:r>
+      <w:proofErr w:type="gramStart"/>
+      <w:r>
+        <w:rPr>
+          <w:rFonts w:ascii="幼圆" w:eastAsia="幼圆" w:hAnsi="幼圆" w:cs="幼圆" w:hint="eastAsia"/>
+          <w:szCs w:val="21"/>
+        </w:rPr>
+        <w:t>章来说</w:t>
+      </w:r>
+      <w:proofErr w:type="gramEnd"/>
+      <w:r>
+        <w:rPr>
+          <w:rFonts w:ascii="幼圆" w:eastAsia="幼圆" w:hAnsi="幼圆" w:cs="幼圆" w:hint="eastAsia"/>
+          <w:szCs w:val="21"/>
+        </w:rPr>
+        <w:t>给我的感觉真的是很奇妙。一开始的剧情非常简单，一群男女快快乐乐组</w:t>
+      </w:r>
+      <w:proofErr w:type="gramStart"/>
+      <w:r>
+        <w:rPr>
+          <w:rFonts w:ascii="幼圆" w:eastAsia="幼圆" w:hAnsi="幼圆" w:cs="幼圆" w:hint="eastAsia"/>
+          <w:szCs w:val="21"/>
+        </w:rPr>
+        <w:t>个</w:t>
+      </w:r>
+      <w:proofErr w:type="gramEnd"/>
+      <w:r>
+        <w:rPr>
+          <w:rFonts w:ascii="幼圆" w:eastAsia="幼圆" w:hAnsi="幼圆" w:cs="幼圆" w:hint="eastAsia"/>
+          <w:szCs w:val="21"/>
+        </w:rPr>
+        <w:t>乐队，训练训练几个月流流汗熬熬夜就登上舞台一鸣惊人，真是只会出现在ACG作品的里的故事……不过喜爱这个美丽世界的人们即便将这样美好的故事看一千遍、一万遍也不会觉得厌烦，这种饱含着青春与梦想的故事将永远是拥有ACG内核的主旋律。</w:t>
       </w:r>
     </w:p>
     <w:p>
@@ -450,7 +780,23 @@
           <w:rFonts w:ascii="幼圆" w:eastAsia="幼圆" w:hAnsi="幼圆" w:cs="幼圆" w:hint="eastAsia"/>
           <w:szCs w:val="21"/>
         </w:rPr>
-        <w:t>鹿之助则在第二文艺部乐队里扮演者贝斯手的职务，而今后所有的故事都是以他（她）（←嗯哼）为核心展开，真是很好的印证了这段话呢。</w:t>
+        <w:t>鹿</w:t>
+      </w:r>
+      <w:proofErr w:type="gramStart"/>
+      <w:r>
+        <w:rPr>
+          <w:rFonts w:ascii="幼圆" w:eastAsia="幼圆" w:hAnsi="幼圆" w:cs="幼圆" w:hint="eastAsia"/>
+          <w:szCs w:val="21"/>
+        </w:rPr>
+        <w:t>之助则在</w:t>
+      </w:r>
+      <w:proofErr w:type="gramEnd"/>
+      <w:r>
+        <w:rPr>
+          <w:rFonts w:ascii="幼圆" w:eastAsia="幼圆" w:hAnsi="幼圆" w:cs="幼圆" w:hint="eastAsia"/>
+          <w:szCs w:val="21"/>
+        </w:rPr>
+        <w:t>第二文艺部乐队里扮演者贝斯手的职务，而今后所有的故事都是以他（她）（←嗯哼）为核心展开，真是很好的印证了这段话呢。</w:t>
       </w:r>
     </w:p>
     <w:p>
@@ -479,8 +825,44 @@
         <w:rPr>
           <w:rFonts w:hint="eastAsia"/>
         </w:rPr>
-        <w:t>Chapter.2  Road To Ruin ?</w:t>
-      </w:r>
+        <w:t>Chapter.</w:t>
+      </w:r>
+      <w:proofErr w:type="gramStart"/>
+      <w:r>
+        <w:rPr>
+          <w:rFonts w:hint="eastAsia"/>
+        </w:rPr>
+        <w:t>2  Road</w:t>
+      </w:r>
+      <w:proofErr w:type="gramEnd"/>
+      <w:r>
+        <w:rPr>
+          <w:rFonts w:hint="eastAsia"/>
+        </w:rPr>
+        <w:t xml:space="preserve"> </w:t>
+      </w:r>
+      <w:proofErr w:type="gramStart"/>
+      <w:r>
+        <w:rPr>
+          <w:rFonts w:hint="eastAsia"/>
+        </w:rPr>
+        <w:t>To</w:t>
+      </w:r>
+      <w:proofErr w:type="gramEnd"/>
+      <w:r>
+        <w:rPr>
+          <w:rFonts w:hint="eastAsia"/>
+        </w:rPr>
+        <w:t xml:space="preserve"> </w:t>
+      </w:r>
+      <w:proofErr w:type="gramStart"/>
+      <w:r>
+        <w:rPr>
+          <w:rFonts w:hint="eastAsia"/>
+        </w:rPr>
+        <w:t>Ruin ?</w:t>
+      </w:r>
+      <w:proofErr w:type="gramEnd"/>
     </w:p>
     <w:p>
       <w:pPr>
@@ -584,7 +966,55 @@
           <w:rFonts w:ascii="幼圆" w:eastAsia="幼圆" w:hAnsi="幼圆" w:cs="幼圆" w:hint="eastAsia"/>
           <w:szCs w:val="21"/>
         </w:rPr>
-        <w:t>朋克摇滚意味着反抗、这四位主人公在这趟旅途中也在用自己的行动反抗着制约着他们的枷锁。我想，或许在个人线中，千绘姐与纱理奈酱都从黑暗中完全走了出来，而绮良里也能在福冈的演唱会上说出：“好期待啊，能够参加乐队，真是太幸福了。”这种非常符合她风格的话，最后确定了自己与鹿之助的关系，勇敢地将贫苦出身的她的那份来之不易的幸福牢牢把握在手中。</w:t>
+        <w:t>朋克摇滚意味着反抗、这四位主人公在这趟旅途中也在用自己的行动反抗着制约着他们的枷锁。我想，或许在个人线中，</w:t>
+      </w:r>
+      <w:proofErr w:type="gramStart"/>
+      <w:r>
+        <w:rPr>
+          <w:rFonts w:ascii="幼圆" w:eastAsia="幼圆" w:hAnsi="幼圆" w:cs="幼圆" w:hint="eastAsia"/>
+          <w:szCs w:val="21"/>
+        </w:rPr>
+        <w:t>千绘姐与纱理奈酱都</w:t>
+      </w:r>
+      <w:proofErr w:type="gramEnd"/>
+      <w:r>
+        <w:rPr>
+          <w:rFonts w:ascii="幼圆" w:eastAsia="幼圆" w:hAnsi="幼圆" w:cs="幼圆" w:hint="eastAsia"/>
+          <w:szCs w:val="21"/>
+        </w:rPr>
+        <w:t>从黑暗中完全走了出来，而</w:t>
+      </w:r>
+      <w:proofErr w:type="gramStart"/>
+      <w:r>
+        <w:rPr>
+          <w:rFonts w:ascii="幼圆" w:eastAsia="幼圆" w:hAnsi="幼圆" w:cs="幼圆" w:hint="eastAsia"/>
+          <w:szCs w:val="21"/>
+        </w:rPr>
+        <w:t>绮良里</w:t>
+      </w:r>
+      <w:proofErr w:type="gramEnd"/>
+      <w:r>
+        <w:rPr>
+          <w:rFonts w:ascii="幼圆" w:eastAsia="幼圆" w:hAnsi="幼圆" w:cs="幼圆" w:hint="eastAsia"/>
+          <w:szCs w:val="21"/>
+        </w:rPr>
+        <w:t>也能在福冈的演唱会上说出：“好期待啊，能够参加乐队，真是太幸福了。”这种非常符合</w:t>
+      </w:r>
+      <w:proofErr w:type="gramStart"/>
+      <w:r>
+        <w:rPr>
+          <w:rFonts w:ascii="幼圆" w:eastAsia="幼圆" w:hAnsi="幼圆" w:cs="幼圆" w:hint="eastAsia"/>
+          <w:szCs w:val="21"/>
+        </w:rPr>
+        <w:t>她风格</w:t>
+      </w:r>
+      <w:proofErr w:type="gramEnd"/>
+      <w:r>
+        <w:rPr>
+          <w:rFonts w:ascii="幼圆" w:eastAsia="幼圆" w:hAnsi="幼圆" w:cs="幼圆" w:hint="eastAsia"/>
+          <w:szCs w:val="21"/>
+        </w:rPr>
+        <w:t>的话，最后确定了自己与鹿之助的关系，勇敢地将贫苦出身的她的那份来之不易的幸福牢牢把握在手中。</w:t>
       </w:r>
     </w:p>
     <w:p>
@@ -618,7 +1048,23 @@
           <w:rFonts w:ascii="幼圆" w:eastAsia="幼圆" w:hAnsi="幼圆" w:cs="幼圆" w:hint="eastAsia"/>
           <w:szCs w:val="21"/>
         </w:rPr>
-        <w:t>无论如何，即便有有着不可避免的摩擦、有着颤抖而无法发声的冷峻时刻、有着鼠灰色天空下的阴雨般的阴郁，这也绝对不会是堕落的道路。</w:t>
+        <w:t>无论如何，即便</w:t>
+      </w:r>
+      <w:proofErr w:type="gramStart"/>
+      <w:r>
+        <w:rPr>
+          <w:rFonts w:ascii="幼圆" w:eastAsia="幼圆" w:hAnsi="幼圆" w:cs="幼圆" w:hint="eastAsia"/>
+          <w:szCs w:val="21"/>
+        </w:rPr>
+        <w:t>有</w:t>
+      </w:r>
+      <w:proofErr w:type="gramEnd"/>
+      <w:r>
+        <w:rPr>
+          <w:rFonts w:ascii="幼圆" w:eastAsia="幼圆" w:hAnsi="幼圆" w:cs="幼圆" w:hint="eastAsia"/>
+          <w:szCs w:val="21"/>
+        </w:rPr>
+        <w:t>有着不可避免的摩擦、有着颤抖而无法发声的冷峻时刻、有着鼠灰色天空下的阴雨般的阴郁，这也绝对不会是堕落的道路。</w:t>
       </w:r>
     </w:p>
     <w:p>
@@ -652,7 +1098,55 @@
           <w:rFonts w:ascii="幼圆" w:eastAsia="幼圆" w:hAnsi="幼圆" w:cs="幼圆" w:hint="eastAsia"/>
           <w:szCs w:val="21"/>
         </w:rPr>
-        <w:t>在故事的前两章中，我们看到了始终贯彻爱与梦想的青春日常，也看到了传统与异类思想的碰撞，烂户口凭借其扎实的写作基本功，向我们呈现了这个光芒满溢的青春物语。其实老实说，故事即使在鹿之助与绮良里确认关系后直接结束，我也觉得完全没什么问题，至于下一章嘛就按照正常黄油发展两个人做爱做的事情就可以了，最后两个人手牵着手共同面向标题画面碧蓝如洗的晴空，简直完美！破费！</w:t>
+        <w:t>在故事的前两章中，我们看到</w:t>
+      </w:r>
+      <w:proofErr w:type="gramStart"/>
+      <w:r>
+        <w:rPr>
+          <w:rFonts w:ascii="幼圆" w:eastAsia="幼圆" w:hAnsi="幼圆" w:cs="幼圆" w:hint="eastAsia"/>
+          <w:szCs w:val="21"/>
+        </w:rPr>
+        <w:t>了始终</w:t>
+      </w:r>
+      <w:proofErr w:type="gramEnd"/>
+      <w:r>
+        <w:rPr>
+          <w:rFonts w:ascii="幼圆" w:eastAsia="幼圆" w:hAnsi="幼圆" w:cs="幼圆" w:hint="eastAsia"/>
+          <w:szCs w:val="21"/>
+        </w:rPr>
+        <w:t>贯彻爱与梦想的青春日常，也看到了传统与异类思想的碰撞，烂户口凭借其扎实的写作基本功，向我们呈现了这个光芒满溢的青春物语。其实老实说，故事即使在鹿之助与</w:t>
+      </w:r>
+      <w:proofErr w:type="gramStart"/>
+      <w:r>
+        <w:rPr>
+          <w:rFonts w:ascii="幼圆" w:eastAsia="幼圆" w:hAnsi="幼圆" w:cs="幼圆" w:hint="eastAsia"/>
+          <w:szCs w:val="21"/>
+        </w:rPr>
+        <w:t>绮良里</w:t>
+      </w:r>
+      <w:proofErr w:type="gramEnd"/>
+      <w:r>
+        <w:rPr>
+          <w:rFonts w:ascii="幼圆" w:eastAsia="幼圆" w:hAnsi="幼圆" w:cs="幼圆" w:hint="eastAsia"/>
+          <w:szCs w:val="21"/>
+        </w:rPr>
+        <w:t>确认关系后直接结束，我也觉得完全没什么问题，至于下一</w:t>
+      </w:r>
+      <w:proofErr w:type="gramStart"/>
+      <w:r>
+        <w:rPr>
+          <w:rFonts w:ascii="幼圆" w:eastAsia="幼圆" w:hAnsi="幼圆" w:cs="幼圆" w:hint="eastAsia"/>
+          <w:szCs w:val="21"/>
+        </w:rPr>
+        <w:t>章嘛就</w:t>
+      </w:r>
+      <w:proofErr w:type="gramEnd"/>
+      <w:r>
+        <w:rPr>
+          <w:rFonts w:ascii="幼圆" w:eastAsia="幼圆" w:hAnsi="幼圆" w:cs="幼圆" w:hint="eastAsia"/>
+          <w:szCs w:val="21"/>
+        </w:rPr>
+        <w:t>按照正常黄油发展两个人做爱做的事情就可以了，最后两个人手牵着手共同面向标题画面碧蓝如洗的晴空，简直完美！破费！</w:t>
       </w:r>
     </w:p>
     <w:p>
@@ -717,7 +1211,21 @@
         <w:rPr>
           <w:rFonts w:hint="eastAsia"/>
         </w:rPr>
-        <w:t>Chapter.3  Your Pretty Face Is Going To...</w:t>
+        <w:t>Chapter.</w:t>
+      </w:r>
+      <w:proofErr w:type="gramStart"/>
+      <w:r>
+        <w:rPr>
+          <w:rFonts w:hint="eastAsia"/>
+        </w:rPr>
+        <w:t>3  Your</w:t>
+      </w:r>
+      <w:proofErr w:type="gramEnd"/>
+      <w:r>
+        <w:rPr>
+          <w:rFonts w:hint="eastAsia"/>
+        </w:rPr>
+        <w:t xml:space="preserve"> Pretty Face Is Going To...</w:t>
       </w:r>
     </w:p>
     <w:p>
@@ -873,7 +1381,23 @@
           <w:rFonts w:ascii="幼圆" w:eastAsia="幼圆" w:hAnsi="幼圆" w:cs="幼圆" w:hint="eastAsia"/>
           <w:szCs w:val="21"/>
         </w:rPr>
-        <w:t>病床上的她的目光失去了焦点。在这即将走向尽头的一刻，所面对的只有永恒的黑暗。再多听一下吧，再多说点话吧……除此之外什么都做不了了。</w:t>
+        <w:t>病床上的她的目光失去了焦点。在这即将走向尽头的一刻，所面对的只有永恒的黑暗。再多听一下吧，再</w:t>
+      </w:r>
+      <w:proofErr w:type="gramStart"/>
+      <w:r>
+        <w:rPr>
+          <w:rFonts w:ascii="幼圆" w:eastAsia="幼圆" w:hAnsi="幼圆" w:cs="幼圆" w:hint="eastAsia"/>
+          <w:szCs w:val="21"/>
+        </w:rPr>
+        <w:t>多说点话吧</w:t>
+      </w:r>
+      <w:proofErr w:type="gramEnd"/>
+      <w:r>
+        <w:rPr>
+          <w:rFonts w:ascii="幼圆" w:eastAsia="幼圆" w:hAnsi="幼圆" w:cs="幼圆" w:hint="eastAsia"/>
+          <w:szCs w:val="21"/>
+        </w:rPr>
+        <w:t>……除此之外什么都做不了了。</w:t>
       </w:r>
     </w:p>
     <w:p>
@@ -909,12 +1433,16 @@
         <w:ind w:firstLineChars="200" w:firstLine="420"/>
         <w:rPr>
           <w:rFonts w:ascii="幼圆" w:eastAsia="幼圆" w:hAnsi="幼圆" w:cs="幼圆" w:hint="eastAsia"/>
-          <w:szCs w:val="21"/>
-        </w:rPr>
-      </w:pPr>
-      <w:r>
-        <w:rPr>
-          <w:rFonts w:ascii="幼圆" w:eastAsia="幼圆" w:hAnsi="幼圆" w:cs="幼圆" w:hint="eastAsia"/>
+          <w:i/>
+          <w:iCs/>
+          <w:szCs w:val="21"/>
+        </w:rPr>
+      </w:pPr>
+      <w:r>
+        <w:rPr>
+          <w:rFonts w:ascii="幼圆" w:eastAsia="幼圆" w:hAnsi="幼圆" w:cs="幼圆" w:hint="eastAsia"/>
+          <w:i/>
+          <w:iCs/>
           <w:szCs w:val="21"/>
         </w:rPr>
         <w:t>“……我、真的、非常幸福……”</w:t>
@@ -1046,7 +1574,23 @@
           <w:rFonts w:ascii="幼圆" w:eastAsia="幼圆" w:hAnsi="幼圆" w:cs="幼圆" w:hint="eastAsia"/>
           <w:szCs w:val="21"/>
         </w:rPr>
-        <w:t>如果是椎野绮良里的话，说不定会有奇迹发生呢。</w:t>
+        <w:t>如果是椎野</w:t>
+      </w:r>
+      <w:proofErr w:type="gramStart"/>
+      <w:r>
+        <w:rPr>
+          <w:rFonts w:ascii="幼圆" w:eastAsia="幼圆" w:hAnsi="幼圆" w:cs="幼圆" w:hint="eastAsia"/>
+          <w:szCs w:val="21"/>
+        </w:rPr>
+        <w:t>绮良里</w:t>
+      </w:r>
+      <w:proofErr w:type="gramEnd"/>
+      <w:r>
+        <w:rPr>
+          <w:rFonts w:ascii="幼圆" w:eastAsia="幼圆" w:hAnsi="幼圆" w:cs="幼圆" w:hint="eastAsia"/>
+          <w:szCs w:val="21"/>
+        </w:rPr>
+        <w:t>的话，说不定会有奇迹发生呢。</w:t>
       </w:r>
     </w:p>
     <w:p>
@@ -1107,7 +1651,23 @@
           <w:rFonts w:ascii="幼圆" w:eastAsia="幼圆" w:hAnsi="幼圆" w:cs="幼圆" w:hint="eastAsia"/>
           <w:szCs w:val="21"/>
         </w:rPr>
-        <w:t>刺耳的电子音响起，只显示有一条直线的仪器，近乎独立于主体存在的死亡真相，还有仿佛要将世界淹没般倾泻而下的雨水。他在一种无尽的、散发着雨腥味的忧郁与虚无中走着；天空阴沉而大雾弥漫，背影在骤雨中逝去，泛白的街道洗刷了所有的实感。他曾固执相信的某样重要的东西，随着冰冷的雨水消逝在迷茫与空虚的尽头。</w:t>
+        <w:t>刺耳的电子音响起，只显示有一条直线的仪器，近乎独立于主体存在的死亡真相，还有仿佛要将世界淹没般倾泻而下的雨水。他在一种无尽的、散发着雨腥味的忧郁与虚无中走着；天空阴沉而大雾弥漫，背影在骤雨中逝去，泛白的街道洗刷了所有的实感。他曾固执相信的某</w:t>
+      </w:r>
+      <w:proofErr w:type="gramStart"/>
+      <w:r>
+        <w:rPr>
+          <w:rFonts w:ascii="幼圆" w:eastAsia="幼圆" w:hAnsi="幼圆" w:cs="幼圆" w:hint="eastAsia"/>
+          <w:szCs w:val="21"/>
+        </w:rPr>
+        <w:t>样重要</w:t>
+      </w:r>
+      <w:proofErr w:type="gramEnd"/>
+      <w:r>
+        <w:rPr>
+          <w:rFonts w:ascii="幼圆" w:eastAsia="幼圆" w:hAnsi="幼圆" w:cs="幼圆" w:hint="eastAsia"/>
+          <w:szCs w:val="21"/>
+        </w:rPr>
+        <w:t>的东西，随着冰冷的雨水消逝在迷茫与空虚的尽头。</w:t>
       </w:r>
     </w:p>
     <w:p>
@@ -1141,7 +1701,23 @@
           <w:rFonts w:ascii="幼圆" w:eastAsia="幼圆" w:hAnsi="幼圆" w:cs="幼圆" w:hint="eastAsia"/>
           <w:szCs w:val="21"/>
         </w:rPr>
-        <w:t>这就是烂户口笔下名为“家”的存在——如今只剩下不成原形的黑色焦炭。巴什拉在《空间的诗学》中曾经说过，“家宅是我们最初的宇宙，它包含了宇宙这个词与的全部意义。”通过提起家宅的回忆，我们增添了幻想的价值——然而那无法再使用的录音机，预示里面所记载的全部回忆，不管是闪耀的、亦或是黑暗的，也通通化为了灰烬。</w:t>
+        <w:t>这就是烂户口笔下名为“家”的存在——如今只剩下不成原形的黑色焦炭。巴什拉在《空间的诗学》中曾经说过，“家宅是我们最初的宇宙，它包含了宇宙这个词与的全部意义。”通过提起家宅的回忆，我们增添了幻想的价值——然而那无法再使用的录音机，预示里面所记载的全部回忆，不管是闪耀的、</w:t>
+      </w:r>
+      <w:proofErr w:type="gramStart"/>
+      <w:r>
+        <w:rPr>
+          <w:rFonts w:ascii="幼圆" w:eastAsia="幼圆" w:hAnsi="幼圆" w:cs="幼圆" w:hint="eastAsia"/>
+          <w:szCs w:val="21"/>
+        </w:rPr>
+        <w:t>亦或</w:t>
+      </w:r>
+      <w:proofErr w:type="gramEnd"/>
+      <w:r>
+        <w:rPr>
+          <w:rFonts w:ascii="幼圆" w:eastAsia="幼圆" w:hAnsi="幼圆" w:cs="幼圆" w:hint="eastAsia"/>
+          <w:szCs w:val="21"/>
+        </w:rPr>
+        <w:t>是黑暗的，也通通化为了灰烬。</w:t>
       </w:r>
     </w:p>
     <w:p>
@@ -1277,7 +1853,23 @@
           <w:rFonts w:ascii="幼圆" w:eastAsia="幼圆" w:hAnsi="幼圆" w:cs="幼圆" w:hint="eastAsia"/>
           <w:szCs w:val="21"/>
         </w:rPr>
-        <w:t>这个永恒而失去时间性的场景，不禁让我联想到加缪所谓的“面向世界的小屋”。在这个小屋中，想要竭力忘却自己曾在这个世界中徜徉，想要对着黑夜勇敢地微笑。</w:t>
+        <w:t>这个永恒而失去时间性的场景，不禁让我联想到加</w:t>
+      </w:r>
+      <w:proofErr w:type="gramStart"/>
+      <w:r>
+        <w:rPr>
+          <w:rFonts w:ascii="幼圆" w:eastAsia="幼圆" w:hAnsi="幼圆" w:cs="幼圆" w:hint="eastAsia"/>
+          <w:szCs w:val="21"/>
+        </w:rPr>
+        <w:t>缪</w:t>
+      </w:r>
+      <w:proofErr w:type="gramEnd"/>
+      <w:r>
+        <w:rPr>
+          <w:rFonts w:ascii="幼圆" w:eastAsia="幼圆" w:hAnsi="幼圆" w:cs="幼圆" w:hint="eastAsia"/>
+          <w:szCs w:val="21"/>
+        </w:rPr>
+        <w:t>所谓的“面向世界的小屋”。在这个小屋中，想要竭力忘却自己曾在这个世界中徜徉，想要对着黑夜勇敢地微笑。</w:t>
       </w:r>
     </w:p>
     <w:p>
@@ -1438,7 +2030,21 @@
         <w:rPr>
           <w:rFonts w:hint="eastAsia"/>
         </w:rPr>
-        <w:t>Chapter.4  Even In [their] Youth</w:t>
+        <w:t>Chapter.</w:t>
+      </w:r>
+      <w:proofErr w:type="gramStart"/>
+      <w:r>
+        <w:rPr>
+          <w:rFonts w:hint="eastAsia"/>
+        </w:rPr>
+        <w:t>4  Even</w:t>
+      </w:r>
+      <w:proofErr w:type="gramEnd"/>
+      <w:r>
+        <w:rPr>
+          <w:rFonts w:hint="eastAsia"/>
+        </w:rPr>
+        <w:t xml:space="preserve"> In [their] Youth</w:t>
       </w:r>
     </w:p>
     <w:p>
@@ -1584,7 +2190,23 @@
           <w:rFonts w:ascii="幼圆" w:eastAsia="幼圆" w:hAnsi="幼圆" w:cs="幼圆" w:hint="eastAsia"/>
           <w:szCs w:val="21"/>
         </w:rPr>
-        <w:t>在天夜里，与那天一样是个下雨的日子，他再度与她相接触。她展露着和过往如出一辙的阳光笑容，但在意识到这一切都是虚假之时，他只是陷入了深深的沉默。并不是不想走出来，而是根本不能走出来。他知道自己已经不正常了，不仅仅是视觉、听觉，就连嗅觉、触觉都在大脑中跑来跑去的电信号的刺激中而扭曲。</w:t>
+        <w:t>在天夜里，与那天一样是个下雨的日子，他再度与她相接触。她</w:t>
+      </w:r>
+      <w:proofErr w:type="gramStart"/>
+      <w:r>
+        <w:rPr>
+          <w:rFonts w:ascii="幼圆" w:eastAsia="幼圆" w:hAnsi="幼圆" w:cs="幼圆" w:hint="eastAsia"/>
+          <w:szCs w:val="21"/>
+        </w:rPr>
+        <w:t>展露着</w:t>
+      </w:r>
+      <w:proofErr w:type="gramEnd"/>
+      <w:r>
+        <w:rPr>
+          <w:rFonts w:ascii="幼圆" w:eastAsia="幼圆" w:hAnsi="幼圆" w:cs="幼圆" w:hint="eastAsia"/>
+          <w:szCs w:val="21"/>
+        </w:rPr>
+        <w:t>和过往如出一辙的阳光笑容，但在意识到这一切都是虚假之时，他只是陷入了深深的沉默。并不是不想走出来，而是根本不能走出来。他知道自己已经不正常了，不仅仅是视觉、听觉，就连嗅觉、触觉都在大脑中跑来跑去的电信号的刺激中而扭曲。</w:t>
       </w:r>
     </w:p>
     <w:p>
@@ -1652,7 +2274,23 @@
           <w:rFonts w:ascii="幼圆" w:eastAsia="幼圆" w:hAnsi="幼圆" w:cs="幼圆" w:hint="eastAsia"/>
           <w:szCs w:val="21"/>
         </w:rPr>
-        <w:t>思考着新加入乐队的那个女孩，他或许在亚纪身上看到了某个人过去的身影。那么自己也应该有所成长了吧……</w:t>
+        <w:t>思考着新加入乐队的那个女孩，他或许在亚纪身上看到了某个人过去的身影。那么自己也应该有</w:t>
+      </w:r>
+      <w:proofErr w:type="gramStart"/>
+      <w:r>
+        <w:rPr>
+          <w:rFonts w:ascii="幼圆" w:eastAsia="幼圆" w:hAnsi="幼圆" w:cs="幼圆" w:hint="eastAsia"/>
+          <w:szCs w:val="21"/>
+        </w:rPr>
+        <w:t>所成长</w:t>
+      </w:r>
+      <w:proofErr w:type="gramEnd"/>
+      <w:r>
+        <w:rPr>
+          <w:rFonts w:ascii="幼圆" w:eastAsia="幼圆" w:hAnsi="幼圆" w:cs="幼圆" w:hint="eastAsia"/>
+          <w:szCs w:val="21"/>
+        </w:rPr>
+        <w:t>了吧……</w:t>
       </w:r>
     </w:p>
     <w:p>
@@ -1762,7 +2400,23 @@
           <w:rFonts w:ascii="幼圆" w:eastAsia="幼圆" w:hAnsi="幼圆" w:cs="幼圆" w:hint="eastAsia"/>
           <w:szCs w:val="21"/>
         </w:rPr>
-        <w:t>她轻轻地询问着他一些没有意义的问题。</w:t>
+        <w:t>她轻轻地</w:t>
+      </w:r>
+      <w:proofErr w:type="gramStart"/>
+      <w:r>
+        <w:rPr>
+          <w:rFonts w:ascii="幼圆" w:eastAsia="幼圆" w:hAnsi="幼圆" w:cs="幼圆" w:hint="eastAsia"/>
+          <w:szCs w:val="21"/>
+        </w:rPr>
+        <w:t>询问着</w:t>
+      </w:r>
+      <w:proofErr w:type="gramEnd"/>
+      <w:r>
+        <w:rPr>
+          <w:rFonts w:ascii="幼圆" w:eastAsia="幼圆" w:hAnsi="幼圆" w:cs="幼圆" w:hint="eastAsia"/>
+          <w:szCs w:val="21"/>
+        </w:rPr>
+        <w:t>他一些没有意义的问题。</w:t>
       </w:r>
     </w:p>
     <w:p>
@@ -1847,7 +2501,23 @@
           <w:rFonts w:ascii="幼圆" w:eastAsia="幼圆" w:hAnsi="幼圆" w:cs="幼圆" w:hint="eastAsia"/>
           <w:szCs w:val="21"/>
         </w:rPr>
-        <w:t>不知为何在我看来，在这一幕之后游戏中所有的文字、所有的对白都充满着难以描述的神圣感。本来只是普普通通的描写、简简单单的对话，毫无粉饰的自白，却美丽得近乎让人流泪。</w:t>
+        <w:t>不知为何在我看来，在这一幕之后游戏中所有的文字、所有的对白都充满着难以描述的神圣感。本来只是普普通通的描写、简简单单的对话，毫无粉饰的自白，</w:t>
+      </w:r>
+      <w:proofErr w:type="gramStart"/>
+      <w:r>
+        <w:rPr>
+          <w:rFonts w:ascii="幼圆" w:eastAsia="幼圆" w:hAnsi="幼圆" w:cs="幼圆" w:hint="eastAsia"/>
+          <w:szCs w:val="21"/>
+        </w:rPr>
+        <w:t>却美丽</w:t>
+      </w:r>
+      <w:proofErr w:type="gramEnd"/>
+      <w:r>
+        <w:rPr>
+          <w:rFonts w:ascii="幼圆" w:eastAsia="幼圆" w:hAnsi="幼圆" w:cs="幼圆" w:hint="eastAsia"/>
+          <w:szCs w:val="21"/>
+        </w:rPr>
+        <w:t>得近乎让人流泪。</w:t>
       </w:r>
     </w:p>
     <w:p>
@@ -1915,41 +2585,121 @@
           <w:rFonts w:ascii="幼圆" w:eastAsia="幼圆" w:hAnsi="幼圆" w:cs="幼圆" w:hint="eastAsia"/>
           <w:szCs w:val="21"/>
         </w:rPr>
-        <w:t>我仿佛在这个结局中，看到了遥远的彼岸加缪的回音：“反抗、自由、激情”——这难道不正是朋克摇滚的内核之所在吗？没想到自己竟然有幸能看到能将这两种毫不相关的艺术精妙结合在一起的故事，从某种意义上讲，它确实激励了我那时破碎而迷茫的灵魂。</w:t>
-      </w:r>
-    </w:p>
-    <w:p>
-      <w:pPr>
-        <w:spacing w:line="15" w:lineRule="auto"/>
-        <w:ind w:firstLineChars="200" w:firstLine="420"/>
-        <w:rPr>
-          <w:rFonts w:ascii="幼圆" w:eastAsia="幼圆" w:hAnsi="幼圆" w:cs="幼圆" w:hint="eastAsia"/>
-          <w:szCs w:val="21"/>
-        </w:rPr>
-      </w:pPr>
-      <w:r>
-        <w:rPr>
-          <w:rFonts w:ascii="幼圆" w:eastAsia="幼圆" w:hAnsi="幼圆" w:cs="幼圆" w:hint="eastAsia"/>
-          <w:szCs w:val="21"/>
-        </w:rPr>
-        <w:t>我们活在这样一个没有意义的世界上、所做的一切终归是悲剧，但这绝对不是清醒与冷峻的尼采所谓的“虚无主义”。为了反抗这样的虚无，唯有满怀着诗人爱与激情，在人性的呼唤与世界不合理的沉默之间对抗，对生活回答“是”，对未来回答“不”——这种荒谬主观意识说明了欲求统一的精神与令这一欲求统一的意念世界失望之间的分离。</w:t>
-      </w:r>
-    </w:p>
-    <w:p>
-      <w:pPr>
-        <w:spacing w:line="15" w:lineRule="auto"/>
-        <w:ind w:firstLineChars="200" w:firstLine="420"/>
-        <w:rPr>
-          <w:rFonts w:ascii="幼圆" w:eastAsia="幼圆" w:hAnsi="幼圆" w:cs="幼圆" w:hint="eastAsia"/>
-          <w:szCs w:val="21"/>
-        </w:rPr>
-      </w:pPr>
-      <w:r>
-        <w:rPr>
-          <w:rFonts w:ascii="幼圆" w:eastAsia="幼圆" w:hAnsi="幼圆" w:cs="幼圆" w:hint="eastAsia"/>
-          <w:szCs w:val="21"/>
-        </w:rPr>
-        <w:t>如同性枪手所呐喊的“NO FUTURE!!!”，加缪绝不同意将希望寄托于未来，不希求什么永恒与舒适，不惧怕飞跃产生的危险。穷尽现在——不去其所无，穷尽其所有，重要的不是生活的最好，而是生活的最多，鹿之助终于在最后领悟了此等破裂的生活准则，对生活说“是”，将全部的一切投入到爱与激情的熊熊火焰中，这实际上就是一种反抗，就是在赋予这个荒谬世界以意义。</w:t>
+        <w:t>我仿佛在这个结局中，看到了遥远的彼岸加</w:t>
+      </w:r>
+      <w:proofErr w:type="gramStart"/>
+      <w:r>
+        <w:rPr>
+          <w:rFonts w:ascii="幼圆" w:eastAsia="幼圆" w:hAnsi="幼圆" w:cs="幼圆" w:hint="eastAsia"/>
+          <w:szCs w:val="21"/>
+        </w:rPr>
+        <w:t>缪</w:t>
+      </w:r>
+      <w:proofErr w:type="gramEnd"/>
+      <w:r>
+        <w:rPr>
+          <w:rFonts w:ascii="幼圆" w:eastAsia="幼圆" w:hAnsi="幼圆" w:cs="幼圆" w:hint="eastAsia"/>
+          <w:szCs w:val="21"/>
+        </w:rPr>
+        <w:t>的回音：“反抗、自由、激情”——这难道不正是朋克摇滚的内核之所在吗？没想到自己竟然有幸能看到能将这两种毫不相关的艺术精妙结合在一起的故事，从某种意义上讲，它确实激励了我那时破碎而迷茫的灵魂。</w:t>
+      </w:r>
+    </w:p>
+    <w:p>
+      <w:pPr>
+        <w:spacing w:line="15" w:lineRule="auto"/>
+        <w:ind w:firstLineChars="200" w:firstLine="420"/>
+        <w:rPr>
+          <w:rFonts w:ascii="幼圆" w:eastAsia="幼圆" w:hAnsi="幼圆" w:cs="幼圆" w:hint="eastAsia"/>
+          <w:szCs w:val="21"/>
+        </w:rPr>
+      </w:pPr>
+      <w:r>
+        <w:rPr>
+          <w:rFonts w:ascii="幼圆" w:eastAsia="幼圆" w:hAnsi="幼圆" w:cs="幼圆" w:hint="eastAsia"/>
+          <w:szCs w:val="21"/>
+        </w:rPr>
+        <w:t>我们活在这样一个没有意义的世界上、所做的一切终归是悲剧，但这绝对不是清醒与冷峻的尼</w:t>
+      </w:r>
+      <w:proofErr w:type="gramStart"/>
+      <w:r>
+        <w:rPr>
+          <w:rFonts w:ascii="幼圆" w:eastAsia="幼圆" w:hAnsi="幼圆" w:cs="幼圆" w:hint="eastAsia"/>
+          <w:szCs w:val="21"/>
+        </w:rPr>
+        <w:t>采所谓</w:t>
+      </w:r>
+      <w:proofErr w:type="gramEnd"/>
+      <w:r>
+        <w:rPr>
+          <w:rFonts w:ascii="幼圆" w:eastAsia="幼圆" w:hAnsi="幼圆" w:cs="幼圆" w:hint="eastAsia"/>
+          <w:szCs w:val="21"/>
+        </w:rPr>
+        <w:t>的“虚无主义”。为了反抗这样的虚无，唯有满怀着</w:t>
+      </w:r>
+      <w:proofErr w:type="gramStart"/>
+      <w:r>
+        <w:rPr>
+          <w:rFonts w:ascii="幼圆" w:eastAsia="幼圆" w:hAnsi="幼圆" w:cs="幼圆" w:hint="eastAsia"/>
+          <w:szCs w:val="21"/>
+        </w:rPr>
+        <w:t>诗人爱</w:t>
+      </w:r>
+      <w:proofErr w:type="gramEnd"/>
+      <w:r>
+        <w:rPr>
+          <w:rFonts w:ascii="幼圆" w:eastAsia="幼圆" w:hAnsi="幼圆" w:cs="幼圆" w:hint="eastAsia"/>
+          <w:szCs w:val="21"/>
+        </w:rPr>
+        <w:t>与激情，在人性的呼唤与世界不合理的沉默之间对抗，对生活回答“是”，对未来回答“不”——这种荒谬主观意识说明了欲求统一的精神与令这一欲求统一的意念世界失望之间的分离。</w:t>
+      </w:r>
+    </w:p>
+    <w:p>
+      <w:pPr>
+        <w:spacing w:line="15" w:lineRule="auto"/>
+        <w:ind w:firstLineChars="200" w:firstLine="420"/>
+        <w:rPr>
+          <w:rFonts w:ascii="幼圆" w:eastAsia="幼圆" w:hAnsi="幼圆" w:cs="幼圆" w:hint="eastAsia"/>
+          <w:szCs w:val="21"/>
+        </w:rPr>
+      </w:pPr>
+      <w:r>
+        <w:rPr>
+          <w:rFonts w:ascii="幼圆" w:eastAsia="幼圆" w:hAnsi="幼圆" w:cs="幼圆" w:hint="eastAsia"/>
+          <w:szCs w:val="21"/>
+        </w:rPr>
+        <w:t>如同性枪手所呐喊的“NO FUTURE!!!”，加</w:t>
+      </w:r>
+      <w:proofErr w:type="gramStart"/>
+      <w:r>
+        <w:rPr>
+          <w:rFonts w:ascii="幼圆" w:eastAsia="幼圆" w:hAnsi="幼圆" w:cs="幼圆" w:hint="eastAsia"/>
+          <w:szCs w:val="21"/>
+        </w:rPr>
+        <w:t>缪</w:t>
+      </w:r>
+      <w:proofErr w:type="gramEnd"/>
+      <w:r>
+        <w:rPr>
+          <w:rFonts w:ascii="幼圆" w:eastAsia="幼圆" w:hAnsi="幼圆" w:cs="幼圆" w:hint="eastAsia"/>
+          <w:szCs w:val="21"/>
+        </w:rPr>
+        <w:t>绝不同意将希望寄托于未来，</w:t>
+      </w:r>
+      <w:proofErr w:type="gramStart"/>
+      <w:r>
+        <w:rPr>
+          <w:rFonts w:ascii="幼圆" w:eastAsia="幼圆" w:hAnsi="幼圆" w:cs="幼圆" w:hint="eastAsia"/>
+          <w:szCs w:val="21"/>
+        </w:rPr>
+        <w:t>不</w:t>
+      </w:r>
+      <w:proofErr w:type="gramEnd"/>
+      <w:r>
+        <w:rPr>
+          <w:rFonts w:ascii="幼圆" w:eastAsia="幼圆" w:hAnsi="幼圆" w:cs="幼圆" w:hint="eastAsia"/>
+          <w:szCs w:val="21"/>
+        </w:rPr>
+        <w:t>希求什么永恒与舒适，不惧怕飞跃产生的危险。穷尽现在——不去其所无，穷尽其所有，重要的不是生活的最好，而是生活的最多，鹿之助终于在最后领悟了此等破裂的生活准则，对生活说“是”，将全部的一切投入到爱与激情的熊熊火焰中，这实际上就是一种反抗，就是在赋予这个荒谬世界以意义。</w:t>
       </w:r>
     </w:p>
     <w:p>
@@ -2028,7 +2778,23 @@
           <w:rFonts w:ascii="幼圆" w:eastAsia="幼圆" w:hAnsi="幼圆" w:cs="幼圆" w:hint="eastAsia"/>
           <w:szCs w:val="21"/>
         </w:rPr>
-        <w:t>烂户口通过他的人生哲理像我们描绘了了一幅人生的图画：与这个世界抗争的人的个体对所有疑问的无限求索，在与内心深处真实自我的对话中意识到了自己荒谬的命运——在《狂欢节》中的最后，木村学选择了自杀这个颇具严肃性与哲学性的结局；而在本作中，前岛鹿之助终于超越了生活本身，对世界有了清醒的认识——“给他带来了痛苦，同时也造就了他的胜利。”</w:t>
+        <w:t>烂户口通过他的人生哲理像我们描绘了了一幅人生的图画：与这个世界抗争的人的个体对所有疑问的无限求索，在与内心深处真实自我的对话中意识到了自己荒谬的命运——在《狂欢节》中的最后，木村学选择了自杀这个颇具严肃性与哲学性的结局；而在本作中，</w:t>
+      </w:r>
+      <w:proofErr w:type="gramStart"/>
+      <w:r>
+        <w:rPr>
+          <w:rFonts w:ascii="幼圆" w:eastAsia="幼圆" w:hAnsi="幼圆" w:cs="幼圆" w:hint="eastAsia"/>
+          <w:szCs w:val="21"/>
+        </w:rPr>
+        <w:t>前岛鹿之助</w:t>
+      </w:r>
+      <w:proofErr w:type="gramEnd"/>
+      <w:r>
+        <w:rPr>
+          <w:rFonts w:ascii="幼圆" w:eastAsia="幼圆" w:hAnsi="幼圆" w:cs="幼圆" w:hint="eastAsia"/>
+          <w:szCs w:val="21"/>
+        </w:rPr>
+        <w:t>终于超越了生活本身，对世界有了清醒的认识——“给他带来了痛苦，同时也造就了他的胜利。”</w:t>
       </w:r>
     </w:p>
     <w:p>
@@ -2106,7 +2872,39 @@
           <w:rFonts w:ascii="幼圆" w:eastAsia="幼圆" w:hAnsi="幼圆" w:cs="幼圆" w:hint="eastAsia"/>
           <w:szCs w:val="21"/>
         </w:rPr>
-        <w:t>乐队的选取方面，涅槃乐队这一名字也预示着前岛鹿之助的浴火重生。综合考虑，这章标题的选取真的是碉堡，细思极恐……</w:t>
+        <w:t>乐队的选取方面，涅槃乐队这一名字也预示</w:t>
+      </w:r>
+      <w:proofErr w:type="gramStart"/>
+      <w:r>
+        <w:rPr>
+          <w:rFonts w:ascii="幼圆" w:eastAsia="幼圆" w:hAnsi="幼圆" w:cs="幼圆" w:hint="eastAsia"/>
+          <w:szCs w:val="21"/>
+        </w:rPr>
+        <w:t>着前岛鹿之助</w:t>
+      </w:r>
+      <w:proofErr w:type="gramEnd"/>
+      <w:r>
+        <w:rPr>
+          <w:rFonts w:ascii="幼圆" w:eastAsia="幼圆" w:hAnsi="幼圆" w:cs="幼圆" w:hint="eastAsia"/>
+          <w:szCs w:val="21"/>
+        </w:rPr>
+        <w:t>的浴火重生。综合考虑，这章标题的选取真的是碉堡，细思</w:t>
+      </w:r>
+      <w:proofErr w:type="gramStart"/>
+      <w:r>
+        <w:rPr>
+          <w:rFonts w:ascii="幼圆" w:eastAsia="幼圆" w:hAnsi="幼圆" w:cs="幼圆" w:hint="eastAsia"/>
+          <w:szCs w:val="21"/>
+        </w:rPr>
+        <w:t>极</w:t>
+      </w:r>
+      <w:proofErr w:type="gramEnd"/>
+      <w:r>
+        <w:rPr>
+          <w:rFonts w:ascii="幼圆" w:eastAsia="幼圆" w:hAnsi="幼圆" w:cs="幼圆" w:hint="eastAsia"/>
+          <w:szCs w:val="21"/>
+        </w:rPr>
+        <w:t>恐……</w:t>
       </w:r>
     </w:p>
     <w:p>
@@ -2137,7 +2935,35 @@
         <w:rPr>
           <w:rFonts w:hint="eastAsia"/>
         </w:rPr>
-        <w:t>Epilogue   A Song For The World</w:t>
+        <w:t xml:space="preserve">Epilogue   A Song </w:t>
+      </w:r>
+      <w:proofErr w:type="gramStart"/>
+      <w:r>
+        <w:rPr>
+          <w:rFonts w:hint="eastAsia"/>
+        </w:rPr>
+        <w:t>For</w:t>
+      </w:r>
+      <w:proofErr w:type="gramEnd"/>
+      <w:r>
+        <w:rPr>
+          <w:rFonts w:hint="eastAsia"/>
+        </w:rPr>
+        <w:t xml:space="preserve"> </w:t>
+      </w:r>
+      <w:proofErr w:type="gramStart"/>
+      <w:r>
+        <w:rPr>
+          <w:rFonts w:hint="eastAsia"/>
+        </w:rPr>
+        <w:t>The</w:t>
+      </w:r>
+      <w:proofErr w:type="gramEnd"/>
+      <w:r>
+        <w:rPr>
+          <w:rFonts w:hint="eastAsia"/>
+        </w:rPr>
+        <w:t xml:space="preserve"> World</w:t>
       </w:r>
     </w:p>
     <w:p>
@@ -2181,7 +3007,23 @@
           <w:rFonts w:ascii="幼圆" w:eastAsia="幼圆" w:hAnsi="幼圆" w:cs="幼圆" w:hint="eastAsia"/>
           <w:szCs w:val="21"/>
         </w:rPr>
-        <w:t>当最后的歌曲《A Song for...》响起之时，我的思维中首先出现的便是这样一个偏正短语。直到如今，这首歌也能在我最爱的galgame主题曲排行榜上位居第一，并且很有可能再也不会被其他的歌曲所取代了。</w:t>
+        <w:t>当最后的歌曲《A Song for...》响起之时，我的思维中首先出现的便是这样一个偏正短语。直到如今，这首歌也能在我最爱的</w:t>
+      </w:r>
+      <w:proofErr w:type="spellStart"/>
+      <w:r>
+        <w:rPr>
+          <w:rFonts w:ascii="幼圆" w:eastAsia="幼圆" w:hAnsi="幼圆" w:cs="幼圆" w:hint="eastAsia"/>
+          <w:szCs w:val="21"/>
+        </w:rPr>
+        <w:t>galgame</w:t>
+      </w:r>
+      <w:proofErr w:type="spellEnd"/>
+      <w:r>
+        <w:rPr>
+          <w:rFonts w:ascii="幼圆" w:eastAsia="幼圆" w:hAnsi="幼圆" w:cs="幼圆" w:hint="eastAsia"/>
+          <w:szCs w:val="21"/>
+        </w:rPr>
+        <w:t>主题曲排行榜上位居第一，并且很有可能再也不会被其他的歌曲所取代了。</w:t>
       </w:r>
     </w:p>
     <w:p>
@@ -2216,38 +3058,170 @@
           <w:rFonts w:ascii="幼圆" w:eastAsia="幼圆" w:hAnsi="幼圆" w:cs="幼圆" w:hint="eastAsia"/>
           <w:szCs w:val="21"/>
         </w:rPr>
-        <w:t>也许可以仅仅可以吧《kira☆kira》当做少年少女的青春物语。我们一直说烂户口的剧本真实的可怕，而实际上大多数我们的生活中，必不可能出现如此富有青春感的东西。音乐？旅行？妹子？醒醒吧，梦里什么都有，除非是少数人能够做到，其余的人都只能承认自己臣服于生活。所谓青春？我们的青春是怎么样的，难道自己心里没有点B数吗？但我明白这种象征意味是什么，所谓的摇滚只是我们反抗自己生活的代名词罢了；而在现实中，抛开摇滚音乐，我们或许也有自己反抗的方式——对于我来说，或许码字便是一个类似的方式吧。现象学家或精神分析学家对此可能有不同的解释，而我其实对其并不多感兴趣。我只是感性地明白，我和前岛鹿之助这个少年在这方面有几分相似：他在live house中和乐队演奏一些半吊子的乐曲，而我则在网络上写一些半吊子的文章。这些东西终归只是属于小众，终究背离了多数人的价值观，所以当最后烂户口提到观看live house表演的注意事项时，某种程度上、有些中二过头地，我也觉得他在描述每一个人的每一个不被理解的反抗行为——当然也包括那个半吊子的我在内。所以，即使是不属于我的青春，我也能自作多情地从中代入自己的感情，擅自解读与揣测烂户口的所隐含的寓意，并擅自有所感悟。这么说来可真是糟糕透了呢……但也请原谅处于青春时代的这个自以为是而莫名其妙的我吧——毕竟，谁没有过这样的一个露出无敌微笑的时光呢？</w:t>
-      </w:r>
-    </w:p>
-    <w:p>
-      <w:pPr>
-        <w:spacing w:line="15" w:lineRule="auto"/>
-        <w:ind w:firstLineChars="200" w:firstLine="420"/>
-        <w:rPr>
-          <w:rFonts w:ascii="幼圆" w:eastAsia="幼圆" w:hAnsi="幼圆" w:cs="幼圆" w:hint="eastAsia"/>
-          <w:szCs w:val="21"/>
-        </w:rPr>
-      </w:pPr>
-      <w:r>
-        <w:rPr>
-          <w:rFonts w:ascii="幼圆" w:eastAsia="幼圆" w:hAnsi="幼圆" w:cs="幼圆" w:hint="eastAsia"/>
-          <w:szCs w:val="21"/>
-        </w:rPr>
-        <w:t>而这个故事不仅仅停留在青春的层面上，而是在最后上升到了对世界充满爱恋的精神启示层面。令我悲伤的是，我看到了少女消逝在了一个眼泪流溢着金色世界的黑夜；令我感动的是，我看到了少年在极端孤独的绝境中觉醒与重生——少女在光的乐章中安详地沉睡着，她的声音永远落入了人群的嘈杂声中，却永远守护着少年迈向远方。这种独特的自由美学深深地吸引了我，悲哀而充满力量的歌声指引着我前进，在我某段迷茫的时期成功确立了自己的生存战略，让自己心中满溢了对幸福与理性的希望。这么说可能太抽象了吧……其实我也不知道自己究竟被这部作品怎样影响了。于是乎我尝试着模仿河野裕的小说《消失吧，群青》里男主在最后的一段独白，那么就是：</w:t>
-      </w:r>
-    </w:p>
-    <w:p>
-      <w:pPr>
-        <w:spacing w:line="15" w:lineRule="auto"/>
-        <w:ind w:firstLineChars="200" w:firstLine="420"/>
-        <w:rPr>
-          <w:rFonts w:ascii="幼圆" w:eastAsia="幼圆" w:hAnsi="幼圆" w:cs="幼圆" w:hint="eastAsia"/>
-          <w:szCs w:val="21"/>
-        </w:rPr>
-      </w:pPr>
-      <w:r>
-        <w:rPr>
-          <w:rFonts w:ascii="幼圆" w:eastAsia="幼圆" w:hAnsi="幼圆" w:cs="幼圆" w:hint="eastAsia"/>
+        <w:t>也许可以仅仅可以吧《</w:t>
+      </w:r>
+      <w:proofErr w:type="spellStart"/>
+      <w:r>
+        <w:rPr>
+          <w:rFonts w:ascii="幼圆" w:eastAsia="幼圆" w:hAnsi="幼圆" w:cs="幼圆" w:hint="eastAsia"/>
+          <w:szCs w:val="21"/>
+        </w:rPr>
+        <w:t>kira</w:t>
+      </w:r>
+      <w:proofErr w:type="spellEnd"/>
+      <w:r>
+        <w:rPr>
+          <w:rFonts w:ascii="幼圆" w:eastAsia="幼圆" w:hAnsi="幼圆" w:cs="幼圆" w:hint="eastAsia"/>
+          <w:szCs w:val="21"/>
+        </w:rPr>
+        <w:t>☆</w:t>
+      </w:r>
+      <w:proofErr w:type="spellStart"/>
+      <w:r>
+        <w:rPr>
+          <w:rFonts w:ascii="幼圆" w:eastAsia="幼圆" w:hAnsi="幼圆" w:cs="幼圆" w:hint="eastAsia"/>
+          <w:szCs w:val="21"/>
+        </w:rPr>
+        <w:t>kira</w:t>
+      </w:r>
+      <w:proofErr w:type="spellEnd"/>
+      <w:r>
+        <w:rPr>
+          <w:rFonts w:ascii="幼圆" w:eastAsia="幼圆" w:hAnsi="幼圆" w:cs="幼圆" w:hint="eastAsia"/>
+          <w:szCs w:val="21"/>
+        </w:rPr>
+        <w:t>》</w:t>
+      </w:r>
+      <w:proofErr w:type="gramStart"/>
+      <w:r>
+        <w:rPr>
+          <w:rFonts w:ascii="幼圆" w:eastAsia="幼圆" w:hAnsi="幼圆" w:cs="幼圆" w:hint="eastAsia"/>
+          <w:szCs w:val="21"/>
+        </w:rPr>
+        <w:t>当做</w:t>
+      </w:r>
+      <w:proofErr w:type="gramEnd"/>
+      <w:r>
+        <w:rPr>
+          <w:rFonts w:ascii="幼圆" w:eastAsia="幼圆" w:hAnsi="幼圆" w:cs="幼圆" w:hint="eastAsia"/>
+          <w:szCs w:val="21"/>
+        </w:rPr>
+        <w:t>少年少女的青春物语。我们一直说烂户口的剧本真实的可怕，而实际上大多数我们的生活中，必不可能出现如此富有青春感的东西。音乐？旅行？妹子？醒醒吧，梦里什么都有，除非是少数人能够做到，其余的人都只能承认自己臣服于生活。所谓青春？我们的青春是怎么样的，难道自己心里没有点B数吗？但我明白这种象征意味是什么，所谓的摇滚只是我们反抗自己生活的代名词罢了；而在现实中，抛开摇滚音乐，我们或许也有自己反抗的方式——对于我来说，或许码字便是一个类似的方式吧。现象学家或精神分析学家对此可能有不同的解释，而我其实对其并不多感兴趣。我只是感性地明白，我</w:t>
+      </w:r>
+      <w:proofErr w:type="gramStart"/>
+      <w:r>
+        <w:rPr>
+          <w:rFonts w:ascii="幼圆" w:eastAsia="幼圆" w:hAnsi="幼圆" w:cs="幼圆" w:hint="eastAsia"/>
+          <w:szCs w:val="21"/>
+        </w:rPr>
+        <w:t>和前岛鹿之助</w:t>
+      </w:r>
+      <w:proofErr w:type="gramEnd"/>
+      <w:r>
+        <w:rPr>
+          <w:rFonts w:ascii="幼圆" w:eastAsia="幼圆" w:hAnsi="幼圆" w:cs="幼圆" w:hint="eastAsia"/>
+          <w:szCs w:val="21"/>
+        </w:rPr>
+        <w:t>这个少年在这方面有几分相似：他在live house中和乐队演奏一些半吊子的乐曲，而我则在网络上写一些半吊子的文章。这些东西终归只是属于小众，终究背离了多数人的价值观，所以当</w:t>
+      </w:r>
+      <w:proofErr w:type="gramStart"/>
+      <w:r>
+        <w:rPr>
+          <w:rFonts w:ascii="幼圆" w:eastAsia="幼圆" w:hAnsi="幼圆" w:cs="幼圆" w:hint="eastAsia"/>
+          <w:szCs w:val="21"/>
+        </w:rPr>
+        <w:t>最后烂</w:t>
+      </w:r>
+      <w:proofErr w:type="gramEnd"/>
+      <w:r>
+        <w:rPr>
+          <w:rFonts w:ascii="幼圆" w:eastAsia="幼圆" w:hAnsi="幼圆" w:cs="幼圆" w:hint="eastAsia"/>
+          <w:szCs w:val="21"/>
+        </w:rPr>
+        <w:t>户口提到观看live house表演的注意事项时，某种程度上、有些中二过头地，我也觉得他在描述每一个人的每一个不被理解的反抗行为——当然也包括那个半吊子的我在内。所以，即使是不属于我的青春，我也能自作多情地从中代入自己的感情，擅自解读与揣测烂户口的所隐含的寓意，并</w:t>
+      </w:r>
+      <w:proofErr w:type="gramStart"/>
+      <w:r>
+        <w:rPr>
+          <w:rFonts w:ascii="幼圆" w:eastAsia="幼圆" w:hAnsi="幼圆" w:cs="幼圆" w:hint="eastAsia"/>
+          <w:szCs w:val="21"/>
+        </w:rPr>
+        <w:t>擅自有</w:t>
+      </w:r>
+      <w:proofErr w:type="gramEnd"/>
+      <w:r>
+        <w:rPr>
+          <w:rFonts w:ascii="幼圆" w:eastAsia="幼圆" w:hAnsi="幼圆" w:cs="幼圆" w:hint="eastAsia"/>
+          <w:szCs w:val="21"/>
+        </w:rPr>
+        <w:t>所感悟。这么说来可真是糟糕透了呢……但也请原谅处于青春时代的这个自以为是而莫名其妙的我吧——毕竟，谁没有过这样的一个露出无敌微笑的时光呢？</w:t>
+      </w:r>
+    </w:p>
+    <w:p>
+      <w:pPr>
+        <w:spacing w:line="15" w:lineRule="auto"/>
+        <w:ind w:firstLineChars="200" w:firstLine="420"/>
+        <w:rPr>
+          <w:rFonts w:ascii="幼圆" w:eastAsia="幼圆" w:hAnsi="幼圆" w:cs="幼圆" w:hint="eastAsia"/>
+          <w:szCs w:val="21"/>
+        </w:rPr>
+      </w:pPr>
+      <w:r>
+        <w:rPr>
+          <w:rFonts w:ascii="幼圆" w:eastAsia="幼圆" w:hAnsi="幼圆" w:cs="幼圆" w:hint="eastAsia"/>
+          <w:szCs w:val="21"/>
+        </w:rPr>
+        <w:t>而这个故事不仅仅停留在青春的层面上，而是在最后上升到了对世界充满爱恋的精神启示层面。令我悲伤的是，我看到了少女消逝在了一个眼泪</w:t>
+      </w:r>
+      <w:proofErr w:type="gramStart"/>
+      <w:r>
+        <w:rPr>
+          <w:rFonts w:ascii="幼圆" w:eastAsia="幼圆" w:hAnsi="幼圆" w:cs="幼圆" w:hint="eastAsia"/>
+          <w:szCs w:val="21"/>
+        </w:rPr>
+        <w:t>流溢着</w:t>
+      </w:r>
+      <w:proofErr w:type="gramEnd"/>
+      <w:r>
+        <w:rPr>
+          <w:rFonts w:ascii="幼圆" w:eastAsia="幼圆" w:hAnsi="幼圆" w:cs="幼圆" w:hint="eastAsia"/>
+          <w:szCs w:val="21"/>
+        </w:rPr>
+        <w:t>金色世界的黑夜；令我感动的是，我看到了少年在极端孤独的绝境中觉醒与重生——少女在光的乐章中安详地沉睡着，她的声音永远落入了人群的嘈杂声中，却永远守护着少年迈向远方。这种独特的自由美学深深地吸引了我，悲哀而充满力量的歌声指引着我前进，在我某段迷茫的时期成功确立了自己的生存战略，让自己心中满溢了对幸福与理性的希望。这么说可能太抽象了吧……其实我也不知道自己究竟被这部作品怎样影响了。于是乎我尝试着模仿河野裕的小说</w:t>
+      </w:r>
+      <w:proofErr w:type="gramStart"/>
+      <w:r>
+        <w:rPr>
+          <w:rFonts w:ascii="幼圆" w:eastAsia="幼圆" w:hAnsi="幼圆" w:cs="幼圆" w:hint="eastAsia"/>
+          <w:szCs w:val="21"/>
+        </w:rPr>
+        <w:t>《消失吧，群青》里男主</w:t>
+      </w:r>
+      <w:proofErr w:type="gramEnd"/>
+      <w:r>
+        <w:rPr>
+          <w:rFonts w:ascii="幼圆" w:eastAsia="幼圆" w:hAnsi="幼圆" w:cs="幼圆" w:hint="eastAsia"/>
+          <w:szCs w:val="21"/>
+        </w:rPr>
+        <w:t>在最后的一段独白，那么就是：</w:t>
+      </w:r>
+    </w:p>
+    <w:p>
+      <w:pPr>
+        <w:spacing w:line="15" w:lineRule="auto"/>
+        <w:ind w:firstLineChars="200" w:firstLine="420"/>
+        <w:rPr>
+          <w:rFonts w:ascii="幼圆" w:eastAsia="幼圆" w:hAnsi="幼圆" w:cs="幼圆" w:hint="eastAsia"/>
+          <w:i/>
+          <w:iCs/>
+          <w:szCs w:val="21"/>
+        </w:rPr>
+      </w:pPr>
+      <w:r>
+        <w:rPr>
+          <w:rFonts w:ascii="幼圆" w:eastAsia="幼圆" w:hAnsi="幼圆" w:cs="幼圆" w:hint="eastAsia"/>
+          <w:i/>
+          <w:iCs/>
           <w:szCs w:val="21"/>
         </w:rPr>
         <w:t>“我稍微有点喜欢这个世界了。”</w:t>
@@ -2318,7 +3292,39 @@
           <w:rFonts w:ascii="幼圆" w:eastAsia="幼圆" w:hAnsi="幼圆" w:cs="幼圆" w:hint="eastAsia"/>
           <w:szCs w:val="21"/>
         </w:rPr>
-        <w:t>这篇杂谈的标题选自加缪的《反抗者》最后的一段话：“世界在光明中成为了我们最初与最后的爱”，而无论是“光明”亦或者是“对世界的爱”，在我看来这些词汇都与本作的主题相当契合，于是乎选择了其作为标题。我希望，正如现在热爱着这个世界的我一般，在逝去时间的尽头，在我意识尚存的最后一刻，那个饱含着激情的自己也能对这个世界诉说自己全部的爱意。虽然可能是不切实际的幻想，但拥有着这样的激情有什么不好呢？</w:t>
+        <w:t>这篇杂谈的标题选自加</w:t>
+      </w:r>
+      <w:proofErr w:type="gramStart"/>
+      <w:r>
+        <w:rPr>
+          <w:rFonts w:ascii="幼圆" w:eastAsia="幼圆" w:hAnsi="幼圆" w:cs="幼圆" w:hint="eastAsia"/>
+          <w:szCs w:val="21"/>
+        </w:rPr>
+        <w:t>缪</w:t>
+      </w:r>
+      <w:proofErr w:type="gramEnd"/>
+      <w:r>
+        <w:rPr>
+          <w:rFonts w:ascii="幼圆" w:eastAsia="幼圆" w:hAnsi="幼圆" w:cs="幼圆" w:hint="eastAsia"/>
+          <w:szCs w:val="21"/>
+        </w:rPr>
+        <w:t>的《反抗者》最后的一段话：“世界在光明中成为了我们最初与最后的爱”，而无论是“光明”</w:t>
+      </w:r>
+      <w:proofErr w:type="gramStart"/>
+      <w:r>
+        <w:rPr>
+          <w:rFonts w:ascii="幼圆" w:eastAsia="幼圆" w:hAnsi="幼圆" w:cs="幼圆" w:hint="eastAsia"/>
+          <w:szCs w:val="21"/>
+        </w:rPr>
+        <w:t>亦或</w:t>
+      </w:r>
+      <w:proofErr w:type="gramEnd"/>
+      <w:r>
+        <w:rPr>
+          <w:rFonts w:ascii="幼圆" w:eastAsia="幼圆" w:hAnsi="幼圆" w:cs="幼圆" w:hint="eastAsia"/>
+          <w:szCs w:val="21"/>
+        </w:rPr>
+        <w:t>者是“对世界的爱”，在我看来这些词汇都与本作的主题相当契合，于是乎选择了其作为标题。我希望，正如现在热爱着这个世界的我一般，在逝去时间的尽头，在我意识尚存的最后一刻，那个饱含着激情的自己也能对这个世界诉说自己全部的爱意。虽然可能是不切实际的幻想，但拥有着这样的激情有什么不好呢？</w:t>
       </w:r>
     </w:p>
     <w:p>
@@ -2363,7 +3369,23 @@
           <w:szCs w:val="21"/>
         </w:rPr>
         <w:lastRenderedPageBreak/>
-        <w:t>不过呢，“如果有幸能让各位读者体会到相似的感觉，那便是我无上的光荣。如果各位能够喜欢，那便再好不过了。”（如果没有请不要喷我5555555）</w:t>
+        <w:t>不过呢，“如果有幸能让各位读者体会到相似的感觉，那便是我无上的光荣。如果各位能够喜欢，那便再好不过了。”（如果没有请</w:t>
+      </w:r>
+      <w:proofErr w:type="gramStart"/>
+      <w:r>
+        <w:rPr>
+          <w:rFonts w:ascii="幼圆" w:eastAsia="幼圆" w:hAnsi="幼圆" w:cs="幼圆" w:hint="eastAsia"/>
+          <w:szCs w:val="21"/>
+        </w:rPr>
+        <w:t>不要喷我</w:t>
+      </w:r>
+      <w:proofErr w:type="gramEnd"/>
+      <w:r>
+        <w:rPr>
+          <w:rFonts w:ascii="幼圆" w:eastAsia="幼圆" w:hAnsi="幼圆" w:cs="幼圆" w:hint="eastAsia"/>
+          <w:szCs w:val="21"/>
+        </w:rPr>
+        <w:t>5555555）</w:t>
       </w:r>
     </w:p>
     <w:p>
@@ -2477,32 +3499,51 @@
     <w:p>
       <w:pPr>
         <w:spacing w:line="15" w:lineRule="auto"/>
-        <w:ind w:firstLineChars="200" w:firstLine="420"/>
-        <w:rPr>
-          <w:rFonts w:ascii="幼圆" w:eastAsia="幼圆" w:hAnsi="幼圆" w:cs="幼圆" w:hint="eastAsia"/>
-          <w:szCs w:val="21"/>
-        </w:rPr>
-      </w:pPr>
-      <w:r>
-        <w:rPr>
-          <w:rFonts w:ascii="幼圆" w:eastAsia="幼圆" w:hAnsi="幼圆" w:cs="幼圆" w:hint="eastAsia"/>
-          <w:szCs w:val="21"/>
-        </w:rPr>
-        <w:t>BY  并不在千叶县，没有MAX咖啡可以轻抿的AikeKo</w:t>
-      </w:r>
-    </w:p>
-    <w:p>
-      <w:pPr>
-        <w:spacing w:line="15" w:lineRule="auto"/>
-        <w:ind w:firstLineChars="200" w:firstLine="420"/>
-        <w:rPr>
-          <w:rFonts w:ascii="幼圆" w:eastAsia="幼圆" w:hAnsi="幼圆" w:cs="幼圆" w:hint="eastAsia"/>
-          <w:szCs w:val="21"/>
-        </w:rPr>
-      </w:pPr>
-      <w:r>
-        <w:rPr>
-          <w:rFonts w:ascii="幼圆" w:eastAsia="幼圆" w:hAnsi="幼圆" w:cs="幼圆" w:hint="eastAsia"/>
+        <w:ind w:firstLineChars="200" w:firstLine="422"/>
+        <w:rPr>
+          <w:rFonts w:ascii="幼圆" w:eastAsia="幼圆" w:hAnsi="幼圆" w:cs="幼圆" w:hint="eastAsia"/>
+          <w:b/>
+          <w:bCs/>
+          <w:szCs w:val="21"/>
+        </w:rPr>
+      </w:pPr>
+      <w:r>
+        <w:rPr>
+          <w:rFonts w:ascii="幼圆" w:eastAsia="幼圆" w:hAnsi="幼圆" w:cs="幼圆" w:hint="eastAsia"/>
+          <w:b/>
+          <w:bCs/>
+          <w:szCs w:val="21"/>
+        </w:rPr>
+        <w:t>BY  并不在千叶县，没有MAX咖啡可以轻抿的</w:t>
+      </w:r>
+      <w:proofErr w:type="spellStart"/>
+      <w:r>
+        <w:rPr>
+          <w:rFonts w:ascii="幼圆" w:eastAsia="幼圆" w:hAnsi="幼圆" w:cs="幼圆" w:hint="eastAsia"/>
+          <w:b/>
+          <w:bCs/>
+          <w:szCs w:val="21"/>
+        </w:rPr>
+        <w:t>AikeKo</w:t>
+      </w:r>
+      <w:proofErr w:type="spellEnd"/>
+    </w:p>
+    <w:p>
+      <w:pPr>
+        <w:spacing w:line="15" w:lineRule="auto"/>
+        <w:ind w:firstLineChars="200" w:firstLine="422"/>
+        <w:rPr>
+          <w:rFonts w:ascii="幼圆" w:eastAsia="幼圆" w:hAnsi="幼圆" w:cs="幼圆" w:hint="eastAsia"/>
+          <w:b/>
+          <w:bCs/>
+          <w:szCs w:val="21"/>
+        </w:rPr>
+      </w:pPr>
+      <w:r>
+        <w:rPr>
+          <w:rFonts w:ascii="幼圆" w:eastAsia="幼圆" w:hAnsi="幼圆" w:cs="幼圆" w:hint="eastAsia"/>
+          <w:b/>
+          <w:bCs/>
           <w:szCs w:val="21"/>
         </w:rPr>
         <w:t>2017.8.28  依旧孤独的七夕节</w:t>
@@ -2534,12 +3575,17 @@
         <w:ind w:firstLineChars="200" w:firstLine="420"/>
         <w:rPr>
           <w:rFonts w:ascii="幼圆" w:eastAsia="幼圆" w:hAnsi="幼圆" w:cs="幼圆" w:hint="eastAsia"/>
-          <w:szCs w:val="21"/>
-        </w:rPr>
-      </w:pPr>
-      <w:r>
-        <w:rPr>
-          <w:rFonts w:ascii="幼圆" w:eastAsia="幼圆" w:hAnsi="幼圆" w:cs="幼圆" w:hint="eastAsia"/>
+          <w:i/>
+          <w:iCs/>
+          <w:szCs w:val="21"/>
+          <w:lang w:eastAsia="ja-JP"/>
+        </w:rPr>
+      </w:pPr>
+      <w:r>
+        <w:rPr>
+          <w:rFonts w:ascii="幼圆" w:eastAsia="幼圆" w:hAnsi="幼圆" w:cs="幼圆" w:hint="eastAsia"/>
+          <w:i/>
+          <w:iCs/>
           <w:szCs w:val="21"/>
           <w:lang w:eastAsia="ja-JP"/>
         </w:rPr>
